--- a/daily-reports/2026-09-28/report.docx
+++ b/daily-reports/2026-09-28/report.docx
@@ -28,28 +28,28 @@
         <w:pStyle w:val="Heading2"/>
       </w:pPr>
       <w:r>
-        <w:t>1. Contrastive-LM/CLM  ⭐ 2,011</w:t>
+        <w:t>1. Contrastive-LM/CLM  ⭐ 2,030</w:t>
       </w:r>
     </w:p>
     <w:p>
       <w:r>
-        <w:t>语言：Python ｜ Stars：2,011 ｜ Forks：180</w:t>
+        <w:t>语言：Python ｜ Stars：2,030 ｜ Forks：180</w:t>
         <w:br/>
       </w:r>
       <w:r>
-        <w:t>这是什么：这是一个用 Python 编写的语言模型项目，核心思路是“对比学习”——简单说就是让模型通过比较相似和不相似的例子来学得更准。它主要用来训练和优化能理解和生成文字的 AI 模型。</w:t>
+        <w:t>这是什么：这是一个基于对比学习的语言模型项目，主要用来让计算机更好地理解和生成文本。它通过比较不同文本的相似性来学习，从而提升模型对语言的理解能力。</w:t>
         <w:br/>
       </w:r>
       <w:r>
-        <w:t>能用来做什么：可以用它来训练自己的文本理解模型，比如做句子相似度判断、文本分类，或者作为研究对比学习方法的实验平台。</w:t>
+        <w:t>能用来做什么：可以用来做文本分类、情感分析、问答系统等自然语言处理任务，比如判断两句话意思是否相近。</w:t>
         <w:br/>
       </w:r>
       <w:r>
-        <w:t>适用领域：自然语言处理、AI 研究、机器学习教学</w:t>
+        <w:t>适用领域：自然语言处理、人工智能研究、文本分析</w:t>
         <w:br/>
       </w:r>
       <w:r>
-        <w:t>对新手有什么帮助：适合想了解对比学习怎么用在语言模型上的新手，能帮你从代码层面看懂这类模型的训练流程。</w:t>
+        <w:t>对新手有什么帮助：适合对AI和语言模型感兴趣的新手学习，能帮你理解对比学习这种前沿技术的基本原理。</w:t>
         <w:br/>
       </w:r>
       <w:r>
@@ -61,28 +61,28 @@
         <w:pStyle w:val="Heading2"/>
       </w:pPr>
       <w:r>
-        <w:t>2. tobi/disktree  ⭐ 1,685</w:t>
+        <w:t>2. tobi/disktree  ⭐ 1,692</w:t>
       </w:r>
     </w:p>
     <w:p>
       <w:r>
-        <w:t>语言：Rust ｜ Stars：1,685 ｜ Forks：110</w:t>
+        <w:t>语言：Rust ｜ Stars：1,692 ｜ Forks：110</w:t>
         <w:br/>
       </w:r>
       <w:r>
-        <w:t>这是什么：这是一个帮你找出电脑硬盘里“谁占用了空间”的小工具，用树状图（类似方块面积图）直观展示每个文件夹和文件的大小。它用 Rust 语言编写，界面基于 GPUI 框架，专为 Omarchy 系统设计。</w:t>
+        <w:t>这是什么：这是一个帮你找出电脑硬盘里哪些文件占用了大量空间的工具，用树状图直观展示。它用Rust语言编写，界面基于GPUI框架。</w:t>
         <w:br/>
       </w:r>
       <w:r>
-        <w:t>能用来做什么：当你发现硬盘快满了，可以用它一眼看出哪些大文件或文件夹最占地方，然后决定删掉哪些来腾出空间。</w:t>
+        <w:t>能用来做什么：当你觉得电脑变慢、硬盘快满了，可以用它快速找到大文件并删除，释放空间。</w:t>
         <w:br/>
       </w:r>
       <w:r>
-        <w:t>适用领域：系统工具、磁盘管理、桌面应用开发</w:t>
+        <w:t>适用领域：系统工具、磁盘管理、个人电脑维护</w:t>
         <w:br/>
       </w:r>
       <w:r>
-        <w:t>对新手有什么帮助：对新手来说，它能直接帮你清理电脑空间；如果你对 Rust 或桌面界面开发感兴趣，这也是一个不错的阅读案例。</w:t>
+        <w:t>对新手有什么帮助：适合任何想清理电脑硬盘的新手，操作简单，能直接帮你解决存储空间不足的问题。</w:t>
         <w:br/>
       </w:r>
       <w:r>
@@ -94,28 +94,28 @@
         <w:pStyle w:val="Heading2"/>
       </w:pPr>
       <w:r>
-        <w:t>3. mexicat/pdoom-video  ⭐ 1,357</w:t>
+        <w:t>3. mexicat/pdoom-video  ⭐ 1,394</w:t>
       </w:r>
     </w:p>
     <w:p>
       <w:r>
-        <w:t>语言：TypeScript ｜ Stars：1,357 ｜ Forks：139</w:t>
+        <w:t>语言：TypeScript ｜ Stars：1,394 ｜ Forks：141</w:t>
         <w:br/>
       </w:r>
       <w:r>
-        <w:t>这是什么：这是一个用代码“画”出来的音乐视频项目，歌曲是《I'm Upping My P(doom)》。它不靠传统剪辑软件，而是用 TypeScript 代码生成每一帧画面，属于创意编程作品。</w:t>
+        <w:t>这是什么：这是一个用代码生成的音乐视频项目，歌曲是《I'm Upping My P(doom)》。它通过编程方式制作动画和视觉效果，而不是用传统视频编辑软件。</w:t>
         <w:br/>
       </w:r>
       <w:r>
-        <w:t>能用来做什么：可以用来学习如何用代码制作动画和音乐视频，也能作为创意编程的参考，把音乐节奏变成可视化画面。</w:t>
+        <w:t>能用来做什么：可以用来学习如何用代码创作音乐视频，或者作为创意编程的参考案例。</w:t>
         <w:br/>
       </w:r>
       <w:r>
-        <w:t>适用领域：创意编程、音乐可视化、前端动画</w:t>
+        <w:t>适用领域：创意编程、音乐视频制作、数字艺术</w:t>
         <w:br/>
       </w:r>
       <w:r>
-        <w:t>对新手有什么帮助：适合对“用代码做艺术”感兴趣的新手，能让你看到编程不只能做网站，还能做视频和视觉作品。</w:t>
+        <w:t>对新手有什么帮助：适合对编程和艺术结合感兴趣的新手，能让你了解如何用代码生成动态视觉内容。</w:t>
         <w:br/>
       </w:r>
       <w:r>
@@ -127,28 +127,28 @@
         <w:pStyle w:val="Heading2"/>
       </w:pPr>
       <w:r>
-        <w:t>4. yetone/magpie  ⭐ 1,343</w:t>
+        <w:t>4. yetone/magpie  ⭐ 1,366</w:t>
       </w:r>
     </w:p>
     <w:p>
       <w:r>
-        <w:t>语言：Go ｜ Stars：1,343 ｜ Forks：77</w:t>
+        <w:t>语言：Go ｜ Stars：1,366 ｜ Forks：83</w:t>
         <w:br/>
       </w:r>
       <w:r>
-        <w:t>这是什么：这是一个放在电脑菜单栏的小工具，能把各种 AI 模型（比如 Codex、Claude Code）集中到一个地方调用。它用 Go 语言编写，让你不用来回切换不同软件，就能在 DeepSeek、Kimi 等模型之间自由使用。</w:t>
+        <w:t>这是什么：这是一个菜单栏小工具，能把各种AI模型（比如Codex、Claude Code）集中到一个地方管理。它让你方便地在不同模型之间切换，比如在DeepSeek上运行Codex，在Kimi上运行Claude Code。</w:t>
         <w:br/>
       </w:r>
       <w:r>
-        <w:t>能用来做什么：当你在写代码或处理任务时，可以从菜单栏快速唤起不同的 AI 助手，比如让 Codex 跑在 DeepSeek 上，或让 Claude Code 用 Kimi 的模型。</w:t>
+        <w:t>能用来做什么：适合经常使用多个AI模型的开发者，可以快速调用和切换，提高工作效率。</w:t>
         <w:br/>
       </w:r>
       <w:r>
-        <w:t>适用领域：AI 工具集成、开发者效率、菜单栏应用</w:t>
+        <w:t>适用领域：AI工具集成、开发者工具、效率软件</w:t>
         <w:br/>
       </w:r>
       <w:r>
-        <w:t>对新手有什么帮助：对新手来说，它能帮你把多个 AI 模型统一管理，省去配置和切换的麻烦；也适合想学 Go 语言做桌面小工具的人参考。</w:t>
+        <w:t>对新手有什么帮助：如果你同时使用多个AI助手，这个工具能帮你统一管理，省去来回切换的麻烦，对新手也很友好。</w:t>
         <w:br/>
       </w:r>
       <w:r>
@@ -160,28 +160,28 @@
         <w:pStyle w:val="Heading2"/>
       </w:pPr>
       <w:r>
-        <w:t>5. JohnHeibel/PDoomVideo  ⭐ 1,303</w:t>
+        <w:t>5. JohnHeibel/PDoomVideo  ⭐ 1,305</w:t>
       </w:r>
     </w:p>
     <w:p>
       <w:r>
-        <w:t>语言：JavaScript ｜ Stars：1,303 ｜ Forks：143</w:t>
+        <w:t>语言：JavaScript ｜ Stars：1,305 ｜ Forks：143</w:t>
         <w:br/>
       </w:r>
       <w:r>
-        <w:t>这是什么：这是另一个版本的《I'm Upping My P(doom)》音乐视频源码，用 JavaScript 编写，据描述与 Claude Opus 5.5 相关。它同样是用代码生成视频画面，而不是手工剪辑。</w:t>
+        <w:t>这是什么：这是另一个用代码生成音乐视频的项目，歌曲同样是《I'm Upping My P(doom)》，但使用了Claude Opus 5.5模型辅助创作。它用JavaScript编写，展示了AI辅助创意编程的可能性。</w:t>
         <w:br/>
       </w:r>
       <w:r>
-        <w:t>能用来做什么：可以用来研究如何用 JavaScript 制作音乐视频，或者对比不同实现方式，学习代码生成视觉内容的技术。</w:t>
+        <w:t>能用来做什么：可以用来研究如何结合AI和代码制作视频，或者作为学习JavaScript创意编程的示例。</w:t>
         <w:br/>
       </w:r>
       <w:r>
-        <w:t>适用领域：创意编程、音乐视频制作、JavaScript 学习</w:t>
+        <w:t>适用领域：创意编程、AI辅助创作、音乐视频制作</w:t>
         <w:br/>
       </w:r>
       <w:r>
-        <w:t>对新手有什么帮助：适合想用 JavaScript 做动画和视频的新手，能让你直接看到一套完整的代码生成视频的实例。</w:t>
+        <w:t>对新手有什么帮助：适合想了解AI如何帮助编程的新手，能让你看到从代码到视频的完整过程，激发创作灵感。</w:t>
         <w:br/>
       </w:r>
       <w:r>
@@ -212,7 +212,7 @@
         <w:t>There are no "rogue" AI agents</w:t>
       </w:r>
       <w:r>
-        <w:t>（👍 357）</w:t>
+        <w:t>（👍 359）</w:t>
       </w:r>
       <w:r>
         <w:br/>
@@ -220,7 +220,7 @@
       </w:r>
       <w:r>
         <w:br/>
-        <w:t>摘要：文章反驳了所谓“失控”AI代理的说法，认为当前AI系统并不具备自主意识或恶意，所谓“rogue AI”更多是媒体渲染和误解，值得关注是因为它有助于公众理性看待AI风险。</w:t>
+        <w:t>摘要：文章认为所谓“失控”的AI智能体并不存在，指出当前AI系统缺乏自主意识，其行为完全由人类设计和训练决定。这一观点有助于澄清公众对AI风险的误解，强调责任在于开发者而非AI本身。</w:t>
       </w:r>
     </w:p>
     <w:p>
@@ -239,7 +239,7 @@
       </w:r>
       <w:r>
         <w:br/>
-        <w:t>摘要：这是一个展示项目，提供了一个微型AI竞技场，让用户观看不同AI代理相互对战，体现了社区对多智能体交互和对抗性AI实验的趣味探索。</w:t>
+        <w:t>摘要：这是一个展示项目，让用户观看AI智能体之间的对战。它提供了一个直观的平台来观察AI的决策和交互，可能用于研究或娱乐，体现了AI竞技场的趣味性和教育意义。</w:t>
       </w:r>
     </w:p>
     <w:p>
@@ -263,7 +263,7 @@
       </w:r>
       <w:r>
         <w:br/>
-        <w:t>摘要：报道了一家由清华背景团队创立的量子AI初创公司，估值达10亿元，致力于用量子计算改造大模型底层架构，值得关注是因为它代表了量子计算与AI融合的前沿创业方向。</w:t>
+        <w:t>摘要：报道了一家由清华校友创立的量子AI初创公司，估值达10亿，致力于用量子计算改造大模型底层。这反映了量子计算与AI结合的前沿趋势，可能带来计算效率的突破。</w:t>
       </w:r>
     </w:p>
     <w:p>
@@ -287,7 +287,7 @@
       </w:r>
       <w:r>
         <w:br/>
-        <w:t>摘要：Claude在基于杨振宁理论的一个复杂物理问题上刷新了世界纪录，解决了需要绕9圈的难题，展示了AI在专业科学推理上的潜力，值得关注是因为它体现了大模型在物理研究中的实际应用突破。</w:t>
+        <w:t>摘要：Claude在物理学领域刷新了世界纪录，解决了基于杨振宁理论的9圈难题。这展示了AI在复杂科学问题上的潜力，可能加速物理研究，并引发对AI科研能力的关注。</w:t>
       </w:r>
     </w:p>
     <w:sectPr>
